--- a/zht/docx/167.content.docx
+++ b/zht/docx/167.content.docx
@@ -493,18 +493,12 @@
           <w:lang w:val="zh_TW" w:bidi="zh_TW"/>
         </w:rPr>
       </w:r>
-      <w:hyperlink r:id="rId13">
-        <w:r>
-          <w:rPr>
-            <w:lang w:val="zh_TW" w:bidi="zh_TW"/>
-          </w:rPr>
-          <w:rPr>
-            <w:color w:val="0000EE"/>
-            <w:u w:val="single"/>
-          </w:rPr>
-          <w:t>路加福音20:21–22</w:t>
-        </w:r>
-      </w:hyperlink>
+      <w:r>
+        <w:rPr>
+          <w:lang w:val="zh_TW" w:bidi="zh_TW"/>
+        </w:rPr>
+        <w:t>路加福音20:21–22</w:t>
+      </w:r>
     </w:p>
     <w:p>
       <w:pPr>
@@ -517,18 +511,12 @@
           <w:lang w:val="zh_TW" w:bidi="zh_TW"/>
         </w:rPr>
       </w:r>
-      <w:hyperlink r:id="rId14">
-        <w:r>
-          <w:rPr>
-            <w:lang w:val="zh_TW" w:bidi="zh_TW"/>
-          </w:rPr>
-          <w:rPr>
-            <w:color w:val="0000EE"/>
-            <w:u w:val="single"/>
-          </w:rPr>
-          <w:t>馬可福音2:13–14</w:t>
-        </w:r>
-      </w:hyperlink>
+      <w:r>
+        <w:rPr>
+          <w:lang w:val="zh_TW" w:bidi="zh_TW"/>
+        </w:rPr>
+        <w:t>馬可福音2:13–14</w:t>
+      </w:r>
     </w:p>
     <w:p>
       <w:pPr>
@@ -541,18 +529,12 @@
           <w:lang w:val="zh_TW" w:bidi="zh_TW"/>
         </w:rPr>
       </w:r>
-      <w:hyperlink r:id="rId15">
-        <w:r>
-          <w:rPr>
-            <w:lang w:val="zh_TW" w:bidi="zh_TW"/>
-          </w:rPr>
-          <w:rPr>
-            <w:color w:val="0000EE"/>
-            <w:u w:val="single"/>
-          </w:rPr>
-          <w:t>馬太福音9:7–9</w:t>
-        </w:r>
-      </w:hyperlink>
+      <w:r>
+        <w:rPr>
+          <w:lang w:val="zh_TW" w:bidi="zh_TW"/>
+        </w:rPr>
+        <w:t>馬太福音9:7–9</w:t>
+      </w:r>
     </w:p>
     <w:p>
       <w:pPr>
@@ -565,18 +547,12 @@
           <w:lang w:val="zh_TW" w:bidi="zh_TW"/>
         </w:rPr>
       </w:r>
-      <w:hyperlink r:id="rId16">
-        <w:r>
-          <w:rPr>
-            <w:lang w:val="zh_TW" w:bidi="zh_TW"/>
-          </w:rPr>
-          <w:rPr>
-            <w:color w:val="0000EE"/>
-            <w:u w:val="single"/>
-          </w:rPr>
-          <w:t>民數記31:28–29</w:t>
-        </w:r>
-      </w:hyperlink>
+      <w:r>
+        <w:rPr>
+          <w:lang w:val="zh_TW" w:bidi="zh_TW"/>
+        </w:rPr>
+        <w:t>民數記31:28–29</w:t>
+      </w:r>
     </w:p>
     <w:p>
       <w:pPr>
@@ -589,18 +565,12 @@
           <w:lang w:val="zh_TW" w:bidi="zh_TW"/>
         </w:rPr>
       </w:r>
-      <w:hyperlink r:id="rId17">
-        <w:r>
-          <w:rPr>
-            <w:lang w:val="zh_TW" w:bidi="zh_TW"/>
-          </w:rPr>
-          <w:rPr>
-            <w:color w:val="0000EE"/>
-            <w:u w:val="single"/>
-          </w:rPr>
-          <w:t>羅馬書13:6–7</w:t>
-        </w:r>
-      </w:hyperlink>
+      <w:r>
+        <w:rPr>
+          <w:lang w:val="zh_TW" w:bidi="zh_TW"/>
+        </w:rPr>
+        <w:t>羅馬書13:6–7</w:t>
+      </w:r>
     </w:p>
     <w:p>
       <w:pPr>
@@ -613,18 +583,12 @@
           <w:lang w:val="zh_TW" w:bidi="zh_TW"/>
         </w:rPr>
       </w:r>
-      <w:hyperlink r:id="rId18">
-        <w:r>
-          <w:rPr>
-            <w:lang w:val="zh_TW" w:bidi="zh_TW"/>
-          </w:rPr>
-          <w:rPr>
-            <w:color w:val="0000EE"/>
-            <w:u w:val="single"/>
-          </w:rPr>
-          <w:t>路加福音3:12–13</w:t>
-        </w:r>
-      </w:hyperlink>
+      <w:r>
+        <w:rPr>
+          <w:lang w:val="zh_TW" w:bidi="zh_TW"/>
+        </w:rPr>
+        <w:t>路加福音3:12–13</w:t>
+      </w:r>
     </w:p>
     <w:p>
       <w:pPr>
@@ -637,18 +601,12 @@
           <w:lang w:val="zh_TW" w:bidi="zh_TW"/>
         </w:rPr>
       </w:r>
-      <w:hyperlink r:id="rId19">
-        <w:r>
-          <w:rPr>
-            <w:lang w:val="zh_TW" w:bidi="zh_TW"/>
-          </w:rPr>
-          <w:rPr>
-            <w:color w:val="0000EE"/>
-            <w:u w:val="single"/>
-          </w:rPr>
-          <w:t>路加福音5:27–28</w:t>
-        </w:r>
-      </w:hyperlink>
+      <w:r>
+        <w:rPr>
+          <w:lang w:val="zh_TW" w:bidi="zh_TW"/>
+        </w:rPr>
+        <w:t>路加福音5:27–28</w:t>
+      </w:r>
     </w:p>
     <w:p>
       <w:pPr>
@@ -661,18 +619,12 @@
           <w:lang w:val="zh_TW" w:bidi="zh_TW"/>
         </w:rPr>
       </w:r>
-      <w:hyperlink r:id="rId20">
-        <w:r>
-          <w:rPr>
-            <w:lang w:val="zh_TW" w:bidi="zh_TW"/>
-          </w:rPr>
-          <w:rPr>
-            <w:color w:val="0000EE"/>
-            <w:u w:val="single"/>
-          </w:rPr>
-          <w:t>馬太福音5:46–48</w:t>
-        </w:r>
-      </w:hyperlink>
+      <w:r>
+        <w:rPr>
+          <w:lang w:val="zh_TW" w:bidi="zh_TW"/>
+        </w:rPr>
+        <w:t>馬太福音5:46–48</w:t>
+      </w:r>
     </w:p>
     <w:p>
       <w:pPr>
@@ -685,18 +637,12 @@
           <w:lang w:val="zh_TW" w:bidi="zh_TW"/>
         </w:rPr>
       </w:r>
-      <w:hyperlink r:id="rId21">
-        <w:r>
-          <w:rPr>
-            <w:lang w:val="zh_TW" w:bidi="zh_TW"/>
-          </w:rPr>
-          <w:rPr>
-            <w:color w:val="0000EE"/>
-            <w:u w:val="single"/>
-          </w:rPr>
-          <w:t>馬太福音9:10–11</w:t>
-        </w:r>
-      </w:hyperlink>
+      <w:r>
+        <w:rPr>
+          <w:lang w:val="zh_TW" w:bidi="zh_TW"/>
+        </w:rPr>
+        <w:t>馬太福音9:10–11</w:t>
+      </w:r>
     </w:p>
     <w:p>
       <w:pPr>
@@ -709,18 +655,12 @@
           <w:lang w:val="zh_TW" w:bidi="zh_TW"/>
         </w:rPr>
       </w:r>
-      <w:hyperlink r:id="rId22">
-        <w:r>
-          <w:rPr>
-            <w:lang w:val="zh_TW" w:bidi="zh_TW"/>
-          </w:rPr>
-          <w:rPr>
-            <w:color w:val="0000EE"/>
-            <w:u w:val="single"/>
-          </w:rPr>
-          <w:t>馬太福音11:18–19</w:t>
-        </w:r>
-      </w:hyperlink>
+      <w:r>
+        <w:rPr>
+          <w:lang w:val="zh_TW" w:bidi="zh_TW"/>
+        </w:rPr>
+        <w:t>馬太福音11:18–19</w:t>
+      </w:r>
     </w:p>
     <w:p>
       <w:pPr>
@@ -733,18 +673,12 @@
           <w:lang w:val="zh_TW" w:bidi="zh_TW"/>
         </w:rPr>
       </w:r>
-      <w:hyperlink r:id="rId23">
-        <w:r>
-          <w:rPr>
-            <w:lang w:val="zh_TW" w:bidi="zh_TW"/>
-          </w:rPr>
-          <w:rPr>
-            <w:color w:val="0000EE"/>
-            <w:u w:val="single"/>
-          </w:rPr>
-          <w:t>馬太福音17:26–27</w:t>
-        </w:r>
-      </w:hyperlink>
+      <w:r>
+        <w:rPr>
+          <w:lang w:val="zh_TW" w:bidi="zh_TW"/>
+        </w:rPr>
+        <w:t>馬太福音17:26–27</w:t>
+      </w:r>
     </w:p>
     <w:p>
       <w:pPr>
@@ -757,18 +691,12 @@
           <w:lang w:val="zh_TW" w:bidi="zh_TW"/>
         </w:rPr>
       </w:r>
-      <w:hyperlink r:id="rId24">
-        <w:r>
-          <w:rPr>
-            <w:lang w:val="zh_TW" w:bidi="zh_TW"/>
-          </w:rPr>
-          <w:rPr>
-            <w:color w:val="0000EE"/>
-            <w:u w:val="single"/>
-          </w:rPr>
-          <w:t>馬太福音18:17</w:t>
-        </w:r>
-      </w:hyperlink>
+      <w:r>
+        <w:rPr>
+          <w:lang w:val="zh_TW" w:bidi="zh_TW"/>
+        </w:rPr>
+        <w:t>馬太福音18:17</w:t>
+      </w:r>
     </w:p>
     <w:p>
       <w:pPr>
